--- a/Resume.docx
+++ b/Resume.docx
@@ -37,18 +37,8 @@
             <w:szCs w:val="18"/>
             <w:u w:val="single"/>
           </w:rPr>
-          <w:t>linkedin.com/in/</w:t>
+          <w:t>linkedin.com/in/jaishikasingh</w:t>
         </w:r>
-        <w:proofErr w:type="spellStart"/>
-        <w:r>
-          <w:rPr>
-            <w:sz w:val="18"/>
-            <w:szCs w:val="18"/>
-            <w:u w:val="single"/>
-          </w:rPr>
-          <w:t>jaishikasingh</w:t>
-        </w:r>
-        <w:proofErr w:type="spellEnd"/>
       </w:hyperlink>
       <w:r>
         <w:rPr>
@@ -68,13 +58,21 @@
           <w:t>github.com/jaishika-17</w:t>
         </w:r>
       </w:hyperlink>
+      <w:r>
+        <w:rPr>
+          <w:color w:val="333333"/>
+          <w:sz w:val="18"/>
+          <w:szCs w:val="18"/>
+        </w:rPr>
+        <w:t xml:space="preserve"> </w:t>
+      </w:r>
     </w:p>
     <w:p>
       <w:pPr>
         <w:pBdr>
           <w:bottom w:val="single" w:sz="8" w:space="2" w:color="000000"/>
         </w:pBdr>
-        <w:spacing w:before="240" w:after="80"/>
+        <w:spacing w:before="220" w:after="80"/>
       </w:pPr>
       <w:r>
         <w:rPr>
@@ -85,8 +83,6 @@
         </w:rPr>
         <w:t>OBJECTIVE</w:t>
       </w:r>
-      <w:bookmarkStart w:id="0" w:name="_GoBack"/>
-      <w:bookmarkEnd w:id="0"/>
     </w:p>
     <w:p>
       <w:pPr>
@@ -101,7 +97,7 @@
         <w:pBdr>
           <w:bottom w:val="single" w:sz="8" w:space="2" w:color="000000"/>
         </w:pBdr>
-        <w:spacing w:before="240" w:after="80"/>
+        <w:spacing w:before="220" w:after="80"/>
       </w:pPr>
       <w:r>
         <w:rPr>
@@ -120,8 +116,6 @@
         </w:tabs>
         <w:spacing w:before="180" w:after="40"/>
       </w:pPr>
-      <w:proofErr w:type="spellStart"/>
-      <w:proofErr w:type="gramStart"/>
       <w:r>
         <w:rPr>
           <w:b/>
@@ -129,38 +123,13 @@
           <w:sz w:val="22"/>
           <w:szCs w:val="22"/>
         </w:rPr>
-        <w:t>B.Tech</w:t>
-      </w:r>
-      <w:proofErr w:type="spellEnd"/>
-      <w:proofErr w:type="gramEnd"/>
-      <w:r>
-        <w:rPr>
-          <w:b/>
-          <w:bCs/>
-          <w:sz w:val="22"/>
-          <w:szCs w:val="22"/>
-        </w:rPr>
-        <w:t xml:space="preserve"> – Computer Science &amp; Engineering</w:t>
+        <w:t>B.Tech – Computer Science &amp; Engineering</w:t>
       </w:r>
       <w:r>
         <w:rPr>
           <w:color w:val="333333"/>
         </w:rPr>
-        <w:t xml:space="preserve">  |  </w:t>
-      </w:r>
-      <w:proofErr w:type="spellStart"/>
-      <w:r>
-        <w:rPr>
-          <w:color w:val="333333"/>
-        </w:rPr>
-        <w:t>Pranveer</w:t>
-      </w:r>
-      <w:proofErr w:type="spellEnd"/>
-      <w:r>
-        <w:rPr>
-          <w:color w:val="333333"/>
-        </w:rPr>
-        <w:t xml:space="preserve"> Singh Institute of Technology, Kanpur</w:t>
+        <w:t xml:space="preserve">  |  Pranveer Singh Institute of Technology, Kanpur</w:t>
       </w:r>
       <w:r>
         <w:rPr>
@@ -188,9 +157,6 @@
         </w:rPr>
         <w:t>CGPA: 8.0/10</w:t>
       </w:r>
-      <w:r>
-        <w:t xml:space="preserve"> — Consistently in top academic tier of the cohort</w:t>
-      </w:r>
     </w:p>
     <w:p>
       <w:pPr>
@@ -226,30 +192,13 @@
           <w:sz w:val="22"/>
           <w:szCs w:val="22"/>
         </w:rPr>
-        <w:t>Higher Secondary (10</w:t>
-      </w:r>
-      <w:proofErr w:type="gramStart"/>
-      <w:r>
-        <w:rPr>
-          <w:b/>
-          <w:bCs/>
-          <w:sz w:val="22"/>
-          <w:szCs w:val="22"/>
-        </w:rPr>
-        <w:t>th)</w:t>
+        <w:t>Secondary (10th)</w:t>
       </w:r>
       <w:r>
         <w:rPr>
           <w:color w:val="333333"/>
         </w:rPr>
-        <w:t xml:space="preserve">  |</w:t>
-      </w:r>
-      <w:proofErr w:type="gramEnd"/>
-      <w:r>
-        <w:rPr>
-          <w:color w:val="333333"/>
-        </w:rPr>
-        <w:t xml:space="preserve">  New Kingston Sr. Sec. School, Kanpur</w:t>
+        <w:t xml:space="preserve">  |  New Kingston Sr. Sec. School, Kanpur</w:t>
       </w:r>
       <w:r>
         <w:rPr>
@@ -275,30 +224,13 @@
           <w:sz w:val="22"/>
           <w:szCs w:val="22"/>
         </w:rPr>
-        <w:t>Secondary (12</w:t>
-      </w:r>
-      <w:proofErr w:type="gramStart"/>
-      <w:r>
-        <w:rPr>
-          <w:b/>
-          <w:bCs/>
-          <w:sz w:val="22"/>
-          <w:szCs w:val="22"/>
-        </w:rPr>
-        <w:t>th)</w:t>
+        <w:t>Higher Secondary (12th)</w:t>
       </w:r>
       <w:r>
         <w:rPr>
           <w:color w:val="333333"/>
         </w:rPr>
-        <w:t xml:space="preserve">  |</w:t>
-      </w:r>
-      <w:proofErr w:type="gramEnd"/>
-      <w:r>
-        <w:rPr>
-          <w:color w:val="333333"/>
-        </w:rPr>
-        <w:t xml:space="preserve">  New Kingston Sr. Sec. School, Kanpur</w:t>
+        <w:t xml:space="preserve">  |  New Kingston Sr. Sec. School, Kanpur</w:t>
       </w:r>
       <w:r>
         <w:rPr>
@@ -315,7 +247,7 @@
         <w:pBdr>
           <w:bottom w:val="single" w:sz="8" w:space="2" w:color="000000"/>
         </w:pBdr>
-        <w:spacing w:before="240" w:after="80"/>
+        <w:spacing w:before="220" w:after="80"/>
       </w:pPr>
       <w:r>
         <w:rPr>
@@ -339,34 +271,7 @@
         <w:t xml:space="preserve">Languages:  </w:t>
       </w:r>
       <w:r>
-        <w:t xml:space="preserve">C, </w:t>
-      </w:r>
-      <w:proofErr w:type="gramStart"/>
-      <w:r>
-        <w:t>Python</w:t>
-      </w:r>
-      <w:r>
-        <w:t>(</w:t>
-      </w:r>
-      <w:proofErr w:type="spellStart"/>
-      <w:proofErr w:type="gramEnd"/>
-      <w:r>
-        <w:t>numpy,pandas</w:t>
-      </w:r>
-      <w:proofErr w:type="spellEnd"/>
-      <w:r>
-        <w:t xml:space="preserve">, </w:t>
-      </w:r>
-      <w:proofErr w:type="spellStart"/>
-      <w:r>
-        <w:t>matplotlib,sklearn,tkinter</w:t>
-      </w:r>
-      <w:proofErr w:type="spellEnd"/>
-      <w:r>
-        <w:t>)</w:t>
-      </w:r>
-      <w:r>
-        <w:t>, Java</w:t>
+        <w:t>C, Python (NumPy, pandas, Matplotlib, scikit-learn, Tkinter), Java</w:t>
       </w:r>
     </w:p>
     <w:p>
@@ -396,13 +301,8 @@
         <w:t xml:space="preserve">Tools &amp; Platforms:  </w:t>
       </w:r>
       <w:r>
-        <w:t xml:space="preserve">Git, GitHub, VS Code, </w:t>
-      </w:r>
-      <w:proofErr w:type="spellStart"/>
-      <w:r>
-        <w:t>PyCharm</w:t>
-      </w:r>
-      <w:proofErr w:type="spellEnd"/>
+        <w:t>Git, GitHub, VS Code, PyCharm</w:t>
+      </w:r>
     </w:p>
     <w:p>
       <w:pPr>
@@ -427,13 +327,7 @@
         <w:rPr>
           <w:b/>
         </w:rPr>
-        <w:t>Object-Oriented Programming</w:t>
-      </w:r>
-      <w:r>
-        <w:rPr>
-          <w:b/>
-        </w:rPr>
-        <w:t xml:space="preserve">: </w:t>
+        <w:t xml:space="preserve">Object-Oriented Programming: </w:t>
       </w:r>
       <w:r>
         <w:t xml:space="preserve">Abstraction, Inheritance, Polymorphism, Encapsulation </w:t>
@@ -444,7 +338,7 @@
         <w:pBdr>
           <w:bottom w:val="single" w:sz="8" w:space="2" w:color="000000"/>
         </w:pBdr>
-        <w:spacing w:before="240" w:after="80"/>
+        <w:spacing w:before="220" w:after="80"/>
       </w:pPr>
       <w:r>
         <w:rPr>
@@ -467,7 +361,7 @@
           <w:sz w:val="21"/>
           <w:szCs w:val="21"/>
         </w:rPr>
-        <w:t xml:space="preserve">Handwritten text  predictor </w:t>
+        <w:t xml:space="preserve">TeachBack AI </w:t>
       </w:r>
       <w:r>
         <w:rPr>
@@ -475,61 +369,7 @@
           <w:sz w:val="19"/>
           <w:szCs w:val="19"/>
         </w:rPr>
-        <w:t xml:space="preserve">|  Python, </w:t>
-      </w:r>
-      <w:proofErr w:type="spellStart"/>
-      <w:r>
-        <w:rPr>
-          <w:color w:val="333333"/>
-          <w:sz w:val="19"/>
-          <w:szCs w:val="19"/>
-        </w:rPr>
-        <w:t>tensorflow</w:t>
-      </w:r>
-      <w:proofErr w:type="spellEnd"/>
-      <w:r>
-        <w:rPr>
-          <w:color w:val="333333"/>
-          <w:sz w:val="19"/>
-          <w:szCs w:val="19"/>
-        </w:rPr>
-        <w:t xml:space="preserve">, </w:t>
-      </w:r>
-      <w:proofErr w:type="spellStart"/>
-      <w:r>
-        <w:rPr>
-          <w:color w:val="333333"/>
-          <w:sz w:val="19"/>
-          <w:szCs w:val="19"/>
-        </w:rPr>
-        <w:t>opencv</w:t>
-      </w:r>
-      <w:proofErr w:type="spellEnd"/>
-      <w:r>
-        <w:rPr>
-          <w:color w:val="333333"/>
-          <w:sz w:val="19"/>
-          <w:szCs w:val="19"/>
-        </w:rPr>
-        <w:t xml:space="preserve">  |  </w:t>
-      </w:r>
-      <w:hyperlink r:id="rId7" w:history="1">
-        <w:r>
-          <w:rPr>
-            <w:sz w:val="19"/>
-            <w:szCs w:val="19"/>
-            <w:u w:val="single"/>
-          </w:rPr>
-          <w:t>GitHub</w:t>
-        </w:r>
-      </w:hyperlink>
-      <w:r>
-        <w:rPr>
-          <w:sz w:val="19"/>
-          <w:szCs w:val="19"/>
-          <w:u w:val="single"/>
-        </w:rPr>
-        <w:t>|(ongoing)</w:t>
+        <w:t>|  React, FastAPI, Python, LLM/NLP, PostgreSQL / MongoDB</w:t>
       </w:r>
     </w:p>
     <w:p>
@@ -542,16 +382,8 @@
         <w:spacing w:before="40" w:after="40"/>
       </w:pPr>
       <w:r>
-        <w:t xml:space="preserve">A system that helps to identify the handwriting of any </w:t>
-      </w:r>
-      <w:proofErr w:type="gramStart"/>
-      <w:r>
-        <w:t xml:space="preserve">one </w:t>
-      </w:r>
-      <w:r>
-        <w:t>.</w:t>
-      </w:r>
-      <w:proofErr w:type="gramEnd"/>
+        <w:t>Platform where students teach the AI, verifying real understanding rather than just correct answers.</w:t>
+      </w:r>
     </w:p>
     <w:p>
       <w:pPr>
@@ -563,7 +395,10 @@
         <w:spacing w:before="40" w:after="40"/>
       </w:pPr>
       <w:r>
-        <w:t>First started with digit-&gt;alphabets-&gt;words-&gt;sentence-&gt;file.</w:t>
+        <w:t>Detects knowledge, re</w:t>
+      </w:r>
+      <w:r>
+        <w:t>asoning and prerequisite gaps and misconceptions, then asks adaptive questions.</w:t>
       </w:r>
     </w:p>
     <w:p>
@@ -576,7 +411,29 @@
         <w:spacing w:before="40" w:after="40"/>
       </w:pPr>
       <w:r>
-        <w:t>Till now improved accuracy from 89% to 98%.</w:t>
+        <w:t>Full loop: analysis, concept repair, re-explanation, verification and a student knowledge profile.</w:t>
+      </w:r>
+    </w:p>
+    <w:p>
+      <w:pPr>
+        <w:spacing w:before="140" w:after="40"/>
+      </w:pPr>
+      <w:r>
+        <w:rPr>
+          <w:b/>
+          <w:bCs/>
+          <w:sz w:val="21"/>
+          <w:szCs w:val="21"/>
+        </w:rPr>
+        <w:t xml:space="preserve">Speech-to-Text </w:t>
+      </w:r>
+      <w:r>
+        <w:rPr>
+          <w:color w:val="333333"/>
+          <w:sz w:val="19"/>
+          <w:szCs w:val="19"/>
+        </w:rPr>
+        <w:t>|  Python, Speech Processing, NLP, Audio Processing</w:t>
       </w:r>
     </w:p>
     <w:p>
@@ -589,24 +446,7 @@
         <w:spacing w:before="40" w:after="40"/>
       </w:pPr>
       <w:r>
-        <w:t>Will help in online notebook corrections for written exams.</w:t>
-      </w:r>
-    </w:p>
-    <w:p>
-      <w:pPr>
-        <w:pBdr>
-          <w:bottom w:val="single" w:sz="8" w:space="2" w:color="000000"/>
-        </w:pBdr>
-        <w:spacing w:before="240" w:after="80"/>
-      </w:pPr>
-      <w:r>
-        <w:rPr>
-          <w:b/>
-          <w:bCs/>
-          <w:sz w:val="24"/>
-          <w:szCs w:val="24"/>
-        </w:rPr>
-        <w:t>ACHIEVEMENTS &amp; CERTIFICATIONS</w:t>
+        <w:t>Converts spoken audio into text via an audio processing and speech recognition pipeline.</w:t>
       </w:r>
     </w:p>
     <w:p>
@@ -619,26 +459,39 @@
         <w:spacing w:before="40" w:after="40"/>
       </w:pPr>
       <w:r>
-        <w:rPr>
-          <w:b/>
-          <w:bCs/>
-        </w:rPr>
-        <w:t>AI Fluency –</w:t>
-      </w:r>
-      <w:r>
-        <w:rPr>
-          <w:b/>
-        </w:rPr>
-        <w:t xml:space="preserve"> Anthropic</w:t>
-      </w:r>
-      <w:r>
-        <w:rPr>
-          <w:b/>
-        </w:rPr>
-        <w:t xml:space="preserve">: </w:t>
-      </w:r>
-      <w:r>
-        <w:t>Learnt about the use of Artificial Intelligence, with its limitations and capability, also got to know about the difference between AI and Generative AI.</w:t>
+        <w:t>Extensible to multilingual recognition, voice assistants and accessibility tools.</w:t>
+      </w:r>
+    </w:p>
+    <w:p>
+      <w:pPr>
+        <w:spacing w:before="140" w:after="40"/>
+      </w:pPr>
+      <w:r>
+        <w:rPr>
+          <w:b/>
+          <w:bCs/>
+          <w:sz w:val="21"/>
+          <w:szCs w:val="21"/>
+        </w:rPr>
+        <w:t xml:space="preserve">Personal Portfolio Website </w:t>
+      </w:r>
+      <w:proofErr w:type="gramStart"/>
+      <w:r>
+        <w:rPr>
+          <w:color w:val="333333"/>
+          <w:sz w:val="19"/>
+          <w:szCs w:val="19"/>
+        </w:rPr>
+        <w:t>|  HTML</w:t>
+      </w:r>
+      <w:proofErr w:type="gramEnd"/>
+      <w:r>
+        <w:rPr>
+          <w:color w:val="333333"/>
+          <w:sz w:val="19"/>
+          <w:szCs w:val="19"/>
+        </w:rPr>
+        <w:t xml:space="preserve">5, CSS3  </w:t>
       </w:r>
     </w:p>
     <w:p>
@@ -649,81 +502,26 @@
           <w:numId w:val="2"/>
         </w:numPr>
         <w:spacing w:before="40" w:after="40"/>
-        <w:rPr>
-          <w:b/>
-        </w:rPr>
-      </w:pPr>
-      <w:r>
-        <w:rPr>
-          <w:b/>
-          <w:bCs/>
-        </w:rPr>
-        <w:t>Software Engineering Job Simulation</w:t>
-      </w:r>
-      <w:r>
-        <w:rPr>
-          <w:b/>
-          <w:bCs/>
-        </w:rPr>
-        <w:t>-</w:t>
-      </w:r>
-      <w:r>
-        <w:rPr>
-          <w:b/>
-        </w:rPr>
-        <w:t>--JPMorgan Chase &amp; Co.</w:t>
-      </w:r>
-      <w:r>
-        <w:rPr>
-          <w:b/>
-        </w:rPr>
-        <w:t xml:space="preserve">: </w:t>
-      </w:r>
-      <w:r>
-        <w:t xml:space="preserve">completed this with gaining </w:t>
-      </w:r>
-      <w:r>
-        <w:t xml:space="preserve">knowledge on </w:t>
-      </w:r>
-      <w:proofErr w:type="gramStart"/>
-      <w:r>
-        <w:t>Java ,</w:t>
-      </w:r>
-      <w:proofErr w:type="gramEnd"/>
-      <w:r>
-        <w:t xml:space="preserve"> </w:t>
-      </w:r>
-      <w:proofErr w:type="spellStart"/>
-      <w:r>
-        <w:t>springboot</w:t>
-      </w:r>
-      <w:proofErr w:type="spellEnd"/>
-      <w:r>
-        <w:t xml:space="preserve">, </w:t>
-      </w:r>
-      <w:proofErr w:type="spellStart"/>
-      <w:r>
-        <w:t>kafka</w:t>
-      </w:r>
-      <w:proofErr w:type="spellEnd"/>
-      <w:r>
-        <w:t xml:space="preserve"> </w:t>
-      </w:r>
-      <w:proofErr w:type="spellStart"/>
-      <w:r>
-        <w:t>integeration</w:t>
-      </w:r>
-      <w:proofErr w:type="spellEnd"/>
-      <w:r>
-        <w:t xml:space="preserve">, H2 </w:t>
-      </w:r>
-      <w:proofErr w:type="spellStart"/>
-      <w:r>
-        <w:t>integeration</w:t>
-      </w:r>
-      <w:proofErr w:type="spellEnd"/>
-      <w:r>
-        <w:t>.</w:t>
+      </w:pPr>
+      <w:r>
+        <w:t>Responsive portfolio with Home, About, Skills, Projects, Education and Contact sections, deployed on Vercel.</w:t>
+      </w:r>
+    </w:p>
+    <w:p>
+      <w:pPr>
+        <w:pBdr>
+          <w:bottom w:val="single" w:sz="8" w:space="2" w:color="000000"/>
+        </w:pBdr>
+        <w:spacing w:before="220" w:after="80"/>
+      </w:pPr>
+      <w:r>
+        <w:rPr>
+          <w:b/>
+          <w:bCs/>
+          <w:sz w:val="24"/>
+          <w:szCs w:val="24"/>
+        </w:rPr>
+        <w:t>ACHIEVEMENTS &amp; CERTIFICATIONS</w:t>
       </w:r>
     </w:p>
     <w:p>
@@ -735,24 +533,18 @@
         </w:numPr>
         <w:spacing w:before="40" w:after="40"/>
       </w:pPr>
-      <w:proofErr w:type="spellStart"/>
-      <w:r>
-        <w:rPr>
-          <w:b/>
-          <w:bCs/>
-        </w:rPr>
-        <w:t>HackerRank</w:t>
-      </w:r>
-      <w:proofErr w:type="spellEnd"/>
-      <w:r>
-        <w:rPr>
-          <w:b/>
-          <w:bCs/>
-        </w:rPr>
-        <w:t xml:space="preserve"> 4-Star (C Language): </w:t>
-      </w:r>
-      <w:r>
-        <w:t>Ranked in top percentile globally for C problem-solving challenges, validating algorithmic thinking and code efficiency.</w:t>
+      <w:r>
+        <w:rPr>
+          <w:b/>
+          <w:bCs/>
+        </w:rPr>
+        <w:t xml:space="preserve">AI Fluency – Anthropic: </w:t>
+      </w:r>
+      <w:r>
+        <w:t>Covered AI capabilities and limitations, and the difference b</w:t>
+      </w:r>
+      <w:r>
+        <w:t>etween AI and Generative AI.</w:t>
       </w:r>
     </w:p>
     <w:p>
@@ -769,10 +561,10 @@
           <w:b/>
           <w:bCs/>
         </w:rPr>
-        <w:t xml:space="preserve">HTML5 &amp; CSS3 – Infosys Springboard: </w:t>
-      </w:r>
-      <w:r>
-        <w:t>Completed industry-aligned web development certifications with practical assessments.</w:t>
+        <w:t xml:space="preserve">Software Engineering Job Simulation – JPMorgan Chase: </w:t>
+      </w:r>
+      <w:r>
+        <w:t>Java, Spring Boot, Kafka and H2 integration.</w:t>
       </w:r>
     </w:p>
     <w:p>
@@ -789,27 +581,10 @@
           <w:b/>
           <w:bCs/>
         </w:rPr>
-        <w:t xml:space="preserve">Python Fundamentals (Part 1 &amp; 2) – Infosys Springboard: </w:t>
-      </w:r>
-      <w:r>
-        <w:t>Completed structured Python curriculum covering data types, functions, OOP, and file I/O.</w:t>
-      </w:r>
-    </w:p>
-    <w:p>
-      <w:pPr>
-        <w:pBdr>
-          <w:bottom w:val="single" w:sz="8" w:space="2" w:color="000000"/>
-        </w:pBdr>
-        <w:spacing w:before="240" w:after="80"/>
-      </w:pPr>
-      <w:r>
-        <w:rPr>
-          <w:b/>
-          <w:bCs/>
-          <w:sz w:val="24"/>
-          <w:szCs w:val="24"/>
-        </w:rPr>
-        <w:t>SOFT SKILLS</w:t>
+        <w:t xml:space="preserve">HackerRank 4-Star (C Language): </w:t>
+      </w:r>
+      <w:r>
+        <w:t>Top-percentile ranking in C problem-solving challenges.</w:t>
       </w:r>
     </w:p>
     <w:p>
@@ -817,23 +592,22 @@
         <w:pStyle w:val="ListParagraph"/>
         <w:numPr>
           <w:ilvl w:val="0"/>
-          <w:numId w:val="3"/>
+          <w:numId w:val="2"/>
         </w:numPr>
-        <w:spacing w:before="80" w:after="40"/>
-      </w:pPr>
-      <w:r>
-        <w:t xml:space="preserve">Collaborative Team Member           </w:t>
-      </w:r>
-      <w:proofErr w:type="gramStart"/>
-      <w:r>
-        <w:t>•  Creative</w:t>
-      </w:r>
-      <w:proofErr w:type="gramEnd"/>
-      <w:r>
-        <w:t xml:space="preserve"> Problem Solver  </w:t>
-      </w:r>
-      <w:r>
-        <w:t xml:space="preserve">                       </w:t>
+        <w:spacing w:before="40" w:after="40"/>
+      </w:pPr>
+      <w:r>
+        <w:rPr>
+          <w:b/>
+          <w:bCs/>
+        </w:rPr>
+        <w:t xml:space="preserve">HTML5 &amp; CSS3 – Infosys Springboard: </w:t>
+      </w:r>
+      <w:r>
+        <w:t>Indu</w:t>
+      </w:r>
+      <w:r>
+        <w:t>stry-aligned web development certification with practical assessments.</w:t>
       </w:r>
     </w:p>
     <w:p>
@@ -841,25 +615,33 @@
         <w:pStyle w:val="ListParagraph"/>
         <w:numPr>
           <w:ilvl w:val="0"/>
-          <w:numId w:val="3"/>
+          <w:numId w:val="2"/>
         </w:numPr>
-        <w:spacing w:before="80" w:after="40"/>
-      </w:pPr>
-      <w:r>
-        <w:t xml:space="preserve"> Fast &amp; Self-Directed Learner            </w:t>
-      </w:r>
-      <w:proofErr w:type="gramStart"/>
-      <w:r>
-        <w:t>•  Growth</w:t>
-      </w:r>
-      <w:proofErr w:type="gramEnd"/>
-      <w:r>
-        <w:t xml:space="preserve"> Mindset</w:t>
+        <w:spacing w:before="40" w:after="40"/>
+      </w:pPr>
+      <w:r>
+        <w:rPr>
+          <w:b/>
+          <w:bCs/>
+        </w:rPr>
+        <w:t>Python Fundamentals</w:t>
+      </w:r>
+      <w:bookmarkStart w:id="0" w:name="_GoBack"/>
+      <w:bookmarkEnd w:id="0"/>
+      <w:r>
+        <w:rPr>
+          <w:b/>
+          <w:bCs/>
+        </w:rPr>
+        <w:t xml:space="preserve"> (Parts 1 &amp; 2) – Infosys Springboard: </w:t>
+      </w:r>
+      <w:r>
+        <w:t>Data types, functions, OOP and file I/O.</w:t>
       </w:r>
     </w:p>
     <w:sectPr>
       <w:pgSz w:w="12240" w:h="15840"/>
-      <w:pgMar w:top="900" w:right="1080" w:bottom="900" w:left="1080" w:header="708" w:footer="708" w:gutter="0"/>
+      <w:pgMar w:top="800" w:right="1080" w:bottom="800" w:left="1080" w:header="708" w:footer="708" w:gutter="0"/>
       <w:cols w:space="720"/>
       <w:docGrid w:linePitch="360"/>
     </w:sectPr>
